--- a/docs/package/05_Delivery/BrokerVerse_Training_Plan.docx
+++ b/docs/package/05_Delivery/BrokerVerse_Training_Plan.docx
@@ -789,7 +789,7 @@
             </w:rPr>
             <w:fldChar w:fldCharType="separate"/>
           </w:r>
-          <w:hyperlink w:anchor="__RefHeading___Toc91277_4049217194">
+          <w:hyperlink w:anchor="__RefHeading___Toc91277_3199679052">
             <w:r>
               <w:rPr>
                 <w:webHidden/>
@@ -824,7 +824,7 @@
             </w:tabs>
             <w:rPr/>
           </w:pPr>
-          <w:hyperlink w:anchor="__RefHeading___Toc91279_4049217194">
+          <w:hyperlink w:anchor="__RefHeading___Toc91279_3199679052">
             <w:r>
               <w:rPr>
                 <w:webHidden/>
@@ -853,7 +853,7 @@
             </w:tabs>
             <w:rPr/>
           </w:pPr>
-          <w:hyperlink w:anchor="__RefHeading___Toc91281_4049217194">
+          <w:hyperlink w:anchor="__RefHeading___Toc91281_3199679052">
             <w:r>
               <w:rPr>
                 <w:webHidden/>
@@ -875,7 +875,7 @@
             </w:tabs>
             <w:rPr/>
           </w:pPr>
-          <w:hyperlink w:anchor="__RefHeading___Toc91283_4049217194">
+          <w:hyperlink w:anchor="__RefHeading___Toc91283_3199679052">
             <w:r>
               <w:rPr>
                 <w:webHidden/>
@@ -897,7 +897,7 @@
             </w:tabs>
             <w:rPr/>
           </w:pPr>
-          <w:hyperlink w:anchor="__RefHeading___Toc91285_4049217194">
+          <w:hyperlink w:anchor="__RefHeading___Toc91285_3199679052">
             <w:r>
               <w:rPr>
                 <w:webHidden/>
@@ -919,7 +919,7 @@
             </w:tabs>
             <w:rPr/>
           </w:pPr>
-          <w:hyperlink w:anchor="__RefHeading___Toc91287_4049217194">
+          <w:hyperlink w:anchor="__RefHeading___Toc91287_3199679052">
             <w:r>
               <w:rPr>
                 <w:webHidden/>
@@ -941,7 +941,7 @@
             </w:tabs>
             <w:rPr/>
           </w:pPr>
-          <w:hyperlink w:anchor="__RefHeading___Toc91289_4049217194">
+          <w:hyperlink w:anchor="__RefHeading___Toc91289_3199679052">
             <w:r>
               <w:rPr>
                 <w:webHidden/>
@@ -963,7 +963,7 @@
             </w:tabs>
             <w:rPr/>
           </w:pPr>
-          <w:hyperlink w:anchor="__RefHeading___Toc91291_4049217194">
+          <w:hyperlink w:anchor="__RefHeading___Toc91291_3199679052">
             <w:r>
               <w:rPr>
                 <w:webHidden/>
@@ -985,7 +985,7 @@
             </w:tabs>
             <w:rPr/>
           </w:pPr>
-          <w:hyperlink w:anchor="__RefHeading___Toc91293_4049217194">
+          <w:hyperlink w:anchor="__RefHeading___Toc91293_3199679052">
             <w:r>
               <w:rPr>
                 <w:webHidden/>
@@ -1007,7 +1007,7 @@
             </w:tabs>
             <w:rPr/>
           </w:pPr>
-          <w:hyperlink w:anchor="__RefHeading___Toc91295_4049217194">
+          <w:hyperlink w:anchor="__RefHeading___Toc91295_3199679052">
             <w:r>
               <w:rPr>
                 <w:webHidden/>
@@ -1029,7 +1029,7 @@
             </w:tabs>
             <w:rPr/>
           </w:pPr>
-          <w:hyperlink w:anchor="__RefHeading___Toc91297_4049217194">
+          <w:hyperlink w:anchor="__RefHeading___Toc91297_3199679052">
             <w:r>
               <w:rPr>
                 <w:webHidden/>
@@ -1051,7 +1051,7 @@
             </w:tabs>
             <w:rPr/>
           </w:pPr>
-          <w:hyperlink w:anchor="__RefHeading___Toc91299_4049217194">
+          <w:hyperlink w:anchor="__RefHeading___Toc91299_3199679052">
             <w:r>
               <w:rPr>
                 <w:webHidden/>
@@ -1073,7 +1073,7 @@
             </w:tabs>
             <w:rPr/>
           </w:pPr>
-          <w:hyperlink w:anchor="__RefHeading___Toc91301_4049217194">
+          <w:hyperlink w:anchor="__RefHeading___Toc91301_3199679052">
             <w:r>
               <w:rPr>
                 <w:webHidden/>
@@ -1095,7 +1095,7 @@
             </w:tabs>
             <w:rPr/>
           </w:pPr>
-          <w:hyperlink w:anchor="__RefHeading___Toc91303_4049217194">
+          <w:hyperlink w:anchor="__RefHeading___Toc91303_3199679052">
             <w:r>
               <w:rPr>
                 <w:webHidden/>
@@ -1117,7 +1117,7 @@
             </w:tabs>
             <w:rPr/>
           </w:pPr>
-          <w:hyperlink w:anchor="__RefHeading___Toc91305_4049217194">
+          <w:hyperlink w:anchor="__RefHeading___Toc91305_3199679052">
             <w:r>
               <w:rPr>
                 <w:webHidden/>
@@ -1139,7 +1139,7 @@
             </w:tabs>
             <w:rPr/>
           </w:pPr>
-          <w:hyperlink w:anchor="__RefHeading___Toc91307_4049217194">
+          <w:hyperlink w:anchor="__RefHeading___Toc91307_3199679052">
             <w:r>
               <w:rPr>
                 <w:webHidden/>
@@ -1161,7 +1161,7 @@
             </w:tabs>
             <w:rPr/>
           </w:pPr>
-          <w:hyperlink w:anchor="__RefHeading___Toc91309_4049217194">
+          <w:hyperlink w:anchor="__RefHeading___Toc91309_3199679052">
             <w:r>
               <w:rPr>
                 <w:webHidden/>
@@ -1183,7 +1183,7 @@
             </w:tabs>
             <w:rPr/>
           </w:pPr>
-          <w:hyperlink w:anchor="__RefHeading___Toc91311_4049217194">
+          <w:hyperlink w:anchor="__RefHeading___Toc91311_3199679052">
             <w:r>
               <w:rPr>
                 <w:webHidden/>
@@ -1205,7 +1205,7 @@
             </w:tabs>
             <w:rPr/>
           </w:pPr>
-          <w:hyperlink w:anchor="__RefHeading___Toc91313_4049217194">
+          <w:hyperlink w:anchor="__RefHeading___Toc91313_3199679052">
             <w:r>
               <w:rPr>
                 <w:webHidden/>
@@ -1227,7 +1227,7 @@
             </w:tabs>
             <w:rPr/>
           </w:pPr>
-          <w:hyperlink w:anchor="__RefHeading___Toc91315_4049217194">
+          <w:hyperlink w:anchor="__RefHeading___Toc91315_3199679052">
             <w:r>
               <w:rPr>
                 <w:webHidden/>
@@ -1249,7 +1249,7 @@
             </w:tabs>
             <w:rPr/>
           </w:pPr>
-          <w:hyperlink w:anchor="__RefHeading___Toc91317_4049217194">
+          <w:hyperlink w:anchor="__RefHeading___Toc91317_3199679052">
             <w:r>
               <w:rPr>
                 <w:webHidden/>
@@ -1271,7 +1271,7 @@
             </w:tabs>
             <w:rPr/>
           </w:pPr>
-          <w:hyperlink w:anchor="__RefHeading___Toc91319_4049217194">
+          <w:hyperlink w:anchor="__RefHeading___Toc91319_3199679052">
             <w:r>
               <w:rPr>
                 <w:webHidden/>
@@ -1293,7 +1293,7 @@
             </w:tabs>
             <w:rPr/>
           </w:pPr>
-          <w:hyperlink w:anchor="__RefHeading___Toc91321_4049217194">
+          <w:hyperlink w:anchor="__RefHeading___Toc91321_3199679052">
             <w:r>
               <w:rPr>
                 <w:webHidden/>
@@ -1315,7 +1315,7 @@
             </w:tabs>
             <w:rPr/>
           </w:pPr>
-          <w:hyperlink w:anchor="__RefHeading___Toc91323_4049217194">
+          <w:hyperlink w:anchor="__RefHeading___Toc91323_3199679052">
             <w:r>
               <w:rPr>
                 <w:webHidden/>
@@ -1337,7 +1337,7 @@
             </w:tabs>
             <w:rPr/>
           </w:pPr>
-          <w:hyperlink w:anchor="__RefHeading___Toc91325_4049217194">
+          <w:hyperlink w:anchor="__RefHeading___Toc91325_3199679052">
             <w:r>
               <w:rPr>
                 <w:webHidden/>
@@ -1359,7 +1359,7 @@
             </w:tabs>
             <w:rPr/>
           </w:pPr>
-          <w:hyperlink w:anchor="__RefHeading___Toc91327_4049217194">
+          <w:hyperlink w:anchor="__RefHeading___Toc91327_3199679052">
             <w:r>
               <w:rPr>
                 <w:webHidden/>
@@ -1381,7 +1381,7 @@
             </w:tabs>
             <w:rPr/>
           </w:pPr>
-          <w:hyperlink w:anchor="__RefHeading___Toc91329_4049217194">
+          <w:hyperlink w:anchor="__RefHeading___Toc91329_3199679052">
             <w:r>
               <w:rPr>
                 <w:webHidden/>
@@ -1403,7 +1403,7 @@
             </w:tabs>
             <w:rPr/>
           </w:pPr>
-          <w:hyperlink w:anchor="__RefHeading___Toc91331_4049217194">
+          <w:hyperlink w:anchor="__RefHeading___Toc91331_3199679052">
             <w:r>
               <w:rPr>
                 <w:webHidden/>
@@ -1425,7 +1425,7 @@
             </w:tabs>
             <w:rPr/>
           </w:pPr>
-          <w:hyperlink w:anchor="__RefHeading___Toc91333_4049217194">
+          <w:hyperlink w:anchor="__RefHeading___Toc91333_3199679052">
             <w:r>
               <w:rPr>
                 <w:webHidden/>
@@ -1447,7 +1447,7 @@
             </w:tabs>
             <w:rPr/>
           </w:pPr>
-          <w:hyperlink w:anchor="__RefHeading___Toc91335_4049217194">
+          <w:hyperlink w:anchor="__RefHeading___Toc91335_3199679052">
             <w:r>
               <w:rPr>
                 <w:webHidden/>
@@ -1469,7 +1469,7 @@
             </w:tabs>
             <w:rPr/>
           </w:pPr>
-          <w:hyperlink w:anchor="__RefHeading___Toc91337_4049217194">
+          <w:hyperlink w:anchor="__RefHeading___Toc91337_3199679052">
             <w:r>
               <w:rPr>
                 <w:webHidden/>
@@ -1491,7 +1491,7 @@
             </w:tabs>
             <w:rPr/>
           </w:pPr>
-          <w:hyperlink w:anchor="__RefHeading___Toc91339_4049217194">
+          <w:hyperlink w:anchor="__RefHeading___Toc91339_3199679052">
             <w:r>
               <w:rPr>
                 <w:webHidden/>
@@ -1513,7 +1513,7 @@
             </w:tabs>
             <w:rPr/>
           </w:pPr>
-          <w:hyperlink w:anchor="__RefHeading___Toc91341_4049217194">
+          <w:hyperlink w:anchor="__RefHeading___Toc91341_3199679052">
             <w:r>
               <w:rPr>
                 <w:webHidden/>
@@ -1535,7 +1535,7 @@
             </w:tabs>
             <w:rPr/>
           </w:pPr>
-          <w:hyperlink w:anchor="__RefHeading___Toc91343_4049217194">
+          <w:hyperlink w:anchor="__RefHeading___Toc91343_3199679052">
             <w:r>
               <w:rPr>
                 <w:webHidden/>
@@ -1557,7 +1557,7 @@
             </w:tabs>
             <w:rPr/>
           </w:pPr>
-          <w:hyperlink w:anchor="__RefHeading___Toc91345_4049217194">
+          <w:hyperlink w:anchor="__RefHeading___Toc91345_3199679052">
             <w:r>
               <w:rPr>
                 <w:webHidden/>
@@ -1605,7 +1605,7 @@
       <w:r>
         <w:br w:type="page"/>
       </w:r>
-      <w:bookmarkStart w:id="0" w:name="__RefHeading___Toc91277_4049217194"/>
+      <w:bookmarkStart w:id="0" w:name="__RefHeading___Toc91277_3199679052"/>
       <w:bookmarkStart w:id="1" w:name="_Toc48319687"/>
       <w:bookmarkStart w:id="2" w:name="_Toc11824118"/>
       <w:bookmarkEnd w:id="0"/>
@@ -2248,7 +2248,7 @@
           <w:spacing w:val="0"/>
         </w:rPr>
       </w:pPr>
-      <w:bookmarkStart w:id="4" w:name="__RefHeading___Toc91279_4049217194"/>
+      <w:bookmarkStart w:id="4" w:name="__RefHeading___Toc91279_3199679052"/>
       <w:bookmarkStart w:id="5" w:name="_Toc233203388"/>
       <w:bookmarkEnd w:id="4"/>
       <w:r>
@@ -3632,7 +3632,7 @@
         <w:pageBreakBefore w:val="false"/>
         <w:rPr/>
       </w:pPr>
-      <w:bookmarkStart w:id="6" w:name="__RefHeading___Toc91281_4049217194"/>
+      <w:bookmarkStart w:id="6" w:name="__RefHeading___Toc91281_3199679052"/>
       <w:bookmarkEnd w:id="6"/>
       <w:r>
         <w:rPr>
@@ -3649,7 +3649,7 @@
         <w:pStyle w:val="Heading2"/>
         <w:rPr/>
       </w:pPr>
-      <w:bookmarkStart w:id="7" w:name="__RefHeading___Toc91283_4049217194"/>
+      <w:bookmarkStart w:id="7" w:name="__RefHeading___Toc91283_3199679052"/>
       <w:bookmarkEnd w:id="7"/>
       <w:r>
         <w:rPr>
@@ -3681,7 +3681,7 @@
         <w:pStyle w:val="Heading2"/>
         <w:rPr/>
       </w:pPr>
-      <w:bookmarkStart w:id="8" w:name="__RefHeading___Toc91285_4049217194"/>
+      <w:bookmarkStart w:id="8" w:name="__RefHeading___Toc91285_3199679052"/>
       <w:bookmarkEnd w:id="8"/>
       <w:r>
         <w:rPr>
@@ -3838,7 +3838,7 @@
         <w:pStyle w:val="Heading2"/>
         <w:rPr/>
       </w:pPr>
-      <w:bookmarkStart w:id="9" w:name="__RefHeading___Toc91287_4049217194"/>
+      <w:bookmarkStart w:id="9" w:name="__RefHeading___Toc91287_3199679052"/>
       <w:bookmarkEnd w:id="9"/>
       <w:r>
         <w:rPr>
@@ -4887,7 +4887,7 @@
       <w:r>
         <w:br w:type="page"/>
       </w:r>
-      <w:bookmarkStart w:id="10" w:name="__RefHeading___Toc91289_4049217194"/>
+      <w:bookmarkStart w:id="10" w:name="__RefHeading___Toc91289_3199679052"/>
       <w:bookmarkEnd w:id="10"/>
       <w:r>
         <w:rPr>
@@ -5706,7 +5706,7 @@
         <w:pStyle w:val="Heading1"/>
         <w:rPr/>
       </w:pPr>
-      <w:bookmarkStart w:id="11" w:name="__RefHeading___Toc91291_4049217194"/>
+      <w:bookmarkStart w:id="11" w:name="__RefHeading___Toc91291_3199679052"/>
       <w:bookmarkEnd w:id="11"/>
       <w:r>
         <w:rPr>
@@ -5755,7 +5755,7 @@
         <w:pStyle w:val="Heading2"/>
         <w:rPr/>
       </w:pPr>
-      <w:bookmarkStart w:id="12" w:name="__RefHeading___Toc91293_4049217194"/>
+      <w:bookmarkStart w:id="12" w:name="__RefHeading___Toc91293_3199679052"/>
       <w:bookmarkEnd w:id="12"/>
       <w:r>
         <w:rPr>
@@ -6609,7 +6609,7 @@
         <w:pStyle w:val="Heading2"/>
         <w:rPr/>
       </w:pPr>
-      <w:bookmarkStart w:id="13" w:name="__RefHeading___Toc91295_4049217194"/>
+      <w:bookmarkStart w:id="13" w:name="__RefHeading___Toc91295_3199679052"/>
       <w:bookmarkEnd w:id="13"/>
       <w:r>
         <w:rPr>
@@ -8176,7 +8176,7 @@
         <w:pStyle w:val="Heading2"/>
         <w:rPr/>
       </w:pPr>
-      <w:bookmarkStart w:id="14" w:name="__RefHeading___Toc91297_4049217194"/>
+      <w:bookmarkStart w:id="14" w:name="__RefHeading___Toc91297_3199679052"/>
       <w:bookmarkEnd w:id="14"/>
       <w:r>
         <w:rPr>
@@ -9592,7 +9592,7 @@
         <w:pStyle w:val="Heading2"/>
         <w:rPr/>
       </w:pPr>
-      <w:bookmarkStart w:id="15" w:name="__RefHeading___Toc91299_4049217194"/>
+      <w:bookmarkStart w:id="15" w:name="__RefHeading___Toc91299_3199679052"/>
       <w:bookmarkEnd w:id="15"/>
       <w:r>
         <w:rPr>
@@ -11461,7 +11461,7 @@
         <w:pStyle w:val="Heading2"/>
         <w:rPr/>
       </w:pPr>
-      <w:bookmarkStart w:id="16" w:name="__RefHeading___Toc91301_4049217194"/>
+      <w:bookmarkStart w:id="16" w:name="__RefHeading___Toc91301_3199679052"/>
       <w:bookmarkEnd w:id="16"/>
       <w:r>
         <w:rPr>
@@ -12726,7 +12726,7 @@
         <w:pStyle w:val="Heading2"/>
         <w:rPr/>
       </w:pPr>
-      <w:bookmarkStart w:id="17" w:name="__RefHeading___Toc91303_4049217194"/>
+      <w:bookmarkStart w:id="17" w:name="__RefHeading___Toc91303_3199679052"/>
       <w:bookmarkEnd w:id="17"/>
       <w:r>
         <w:rPr>
@@ -13840,7 +13840,7 @@
         <w:pStyle w:val="Heading2"/>
         <w:rPr/>
       </w:pPr>
-      <w:bookmarkStart w:id="18" w:name="__RefHeading___Toc91305_4049217194"/>
+      <w:bookmarkStart w:id="18" w:name="__RefHeading___Toc91305_3199679052"/>
       <w:bookmarkEnd w:id="18"/>
       <w:r>
         <w:rPr>
@@ -15860,7 +15860,7 @@
         <w:pStyle w:val="Heading2"/>
         <w:rPr/>
       </w:pPr>
-      <w:bookmarkStart w:id="19" w:name="__RefHeading___Toc91307_4049217194"/>
+      <w:bookmarkStart w:id="19" w:name="__RefHeading___Toc91307_3199679052"/>
       <w:bookmarkEnd w:id="19"/>
       <w:r>
         <w:rPr>
@@ -16976,7 +16976,7 @@
         <w:pStyle w:val="Heading2"/>
         <w:rPr/>
       </w:pPr>
-      <w:bookmarkStart w:id="20" w:name="__RefHeading___Toc91309_4049217194"/>
+      <w:bookmarkStart w:id="20" w:name="__RefHeading___Toc91309_3199679052"/>
       <w:bookmarkEnd w:id="20"/>
       <w:r>
         <w:rPr>
@@ -17937,7 +17937,7 @@
       <w:r>
         <w:br w:type="page"/>
       </w:r>
-      <w:bookmarkStart w:id="21" w:name="__RefHeading___Toc91311_4049217194"/>
+      <w:bookmarkStart w:id="21" w:name="__RefHeading___Toc91311_3199679052"/>
       <w:bookmarkEnd w:id="21"/>
       <w:r>
         <w:rPr>
@@ -17954,7 +17954,7 @@
         <w:pStyle w:val="Heading2"/>
         <w:rPr/>
       </w:pPr>
-      <w:bookmarkStart w:id="22" w:name="__RefHeading___Toc91313_4049217194"/>
+      <w:bookmarkStart w:id="22" w:name="__RefHeading___Toc91313_3199679052"/>
       <w:bookmarkEnd w:id="22"/>
       <w:r>
         <w:rPr>
@@ -17986,7 +17986,7 @@
         <w:pStyle w:val="Heading2"/>
         <w:rPr/>
       </w:pPr>
-      <w:bookmarkStart w:id="23" w:name="__RefHeading___Toc91315_4049217194"/>
+      <w:bookmarkStart w:id="23" w:name="__RefHeading___Toc91315_3199679052"/>
       <w:bookmarkEnd w:id="23"/>
       <w:r>
         <w:rPr>
@@ -18171,7 +18171,7 @@
         <w:pStyle w:val="Heading2"/>
         <w:rPr/>
       </w:pPr>
-      <w:bookmarkStart w:id="24" w:name="__RefHeading___Toc91317_4049217194"/>
+      <w:bookmarkStart w:id="24" w:name="__RefHeading___Toc91317_3199679052"/>
       <w:bookmarkEnd w:id="24"/>
       <w:r>
         <w:rPr>
@@ -18248,7 +18248,7 @@
         <w:pStyle w:val="Heading1"/>
         <w:rPr/>
       </w:pPr>
-      <w:bookmarkStart w:id="25" w:name="__RefHeading___Toc91319_4049217194"/>
+      <w:bookmarkStart w:id="25" w:name="__RefHeading___Toc91319_3199679052"/>
       <w:bookmarkEnd w:id="25"/>
       <w:r>
         <w:rPr>
@@ -18265,7 +18265,7 @@
         <w:pStyle w:val="Heading2"/>
         <w:rPr/>
       </w:pPr>
-      <w:bookmarkStart w:id="26" w:name="__RefHeading___Toc91321_4049217194"/>
+      <w:bookmarkStart w:id="26" w:name="__RefHeading___Toc91321_3199679052"/>
       <w:bookmarkEnd w:id="26"/>
       <w:r>
         <w:rPr>
@@ -18777,7 +18777,7 @@
         <w:pStyle w:val="Heading2"/>
         <w:rPr/>
       </w:pPr>
-      <w:bookmarkStart w:id="27" w:name="__RefHeading___Toc91323_4049217194"/>
+      <w:bookmarkStart w:id="27" w:name="__RefHeading___Toc91323_3199679052"/>
       <w:bookmarkEnd w:id="27"/>
       <w:r>
         <w:rPr>
@@ -18889,7 +18889,7 @@
         <w:pStyle w:val="Heading2"/>
         <w:rPr/>
       </w:pPr>
-      <w:bookmarkStart w:id="28" w:name="__RefHeading___Toc91325_4049217194"/>
+      <w:bookmarkStart w:id="28" w:name="__RefHeading___Toc91325_3199679052"/>
       <w:bookmarkEnd w:id="28"/>
       <w:r>
         <w:rPr>
@@ -18924,7 +18924,7 @@
         <w:pStyle w:val="Heading1"/>
         <w:rPr/>
       </w:pPr>
-      <w:bookmarkStart w:id="29" w:name="__RefHeading___Toc91327_4049217194"/>
+      <w:bookmarkStart w:id="29" w:name="__RefHeading___Toc91327_3199679052"/>
       <w:bookmarkEnd w:id="29"/>
       <w:r>
         <w:rPr>
@@ -18941,7 +18941,7 @@
         <w:pStyle w:val="Heading2"/>
         <w:rPr/>
       </w:pPr>
-      <w:bookmarkStart w:id="30" w:name="__RefHeading___Toc91329_4049217194"/>
+      <w:bookmarkStart w:id="30" w:name="__RefHeading___Toc91329_3199679052"/>
       <w:bookmarkEnd w:id="30"/>
       <w:r>
         <w:rPr>
@@ -19940,7 +19940,7 @@
         <w:pStyle w:val="Heading2"/>
         <w:rPr/>
       </w:pPr>
-      <w:bookmarkStart w:id="31" w:name="__RefHeading___Toc91331_4049217194"/>
+      <w:bookmarkStart w:id="31" w:name="__RefHeading___Toc91331_3199679052"/>
       <w:bookmarkEnd w:id="31"/>
       <w:r>
         <w:rPr>
@@ -20014,7 +20014,7 @@
         <w:pStyle w:val="Heading2"/>
         <w:rPr/>
       </w:pPr>
-      <w:bookmarkStart w:id="32" w:name="__RefHeading___Toc91333_4049217194"/>
+      <w:bookmarkStart w:id="32" w:name="__RefHeading___Toc91333_3199679052"/>
       <w:bookmarkEnd w:id="32"/>
       <w:r>
         <w:rPr>
@@ -20049,7 +20049,7 @@
         <w:pStyle w:val="Heading1"/>
         <w:rPr/>
       </w:pPr>
-      <w:bookmarkStart w:id="33" w:name="__RefHeading___Toc91335_4049217194"/>
+      <w:bookmarkStart w:id="33" w:name="__RefHeading___Toc91335_3199679052"/>
       <w:bookmarkEnd w:id="33"/>
       <w:r>
         <w:rPr>
@@ -20066,7 +20066,7 @@
         <w:pStyle w:val="Heading2"/>
         <w:rPr/>
       </w:pPr>
-      <w:bookmarkStart w:id="34" w:name="__RefHeading___Toc91337_4049217194"/>
+      <w:bookmarkStart w:id="34" w:name="__RefHeading___Toc91337_3199679052"/>
       <w:bookmarkEnd w:id="34"/>
       <w:r>
         <w:rPr>
@@ -21277,7 +21277,7 @@
         <w:pStyle w:val="Heading2"/>
         <w:rPr/>
       </w:pPr>
-      <w:bookmarkStart w:id="35" w:name="__RefHeading___Toc91339_4049217194"/>
+      <w:bookmarkStart w:id="35" w:name="__RefHeading___Toc91339_3199679052"/>
       <w:bookmarkEnd w:id="35"/>
       <w:r>
         <w:rPr>
@@ -22242,7 +22242,7 @@
         <w:pStyle w:val="Heading2"/>
         <w:rPr/>
       </w:pPr>
-      <w:bookmarkStart w:id="36" w:name="__RefHeading___Toc91341_4049217194"/>
+      <w:bookmarkStart w:id="36" w:name="__RefHeading___Toc91341_3199679052"/>
       <w:bookmarkEnd w:id="36"/>
       <w:r>
         <w:rPr>
@@ -22274,7 +22274,7 @@
         <w:pStyle w:val="Heading2"/>
         <w:rPr/>
       </w:pPr>
-      <w:bookmarkStart w:id="37" w:name="__RefHeading___Toc91343_4049217194"/>
+      <w:bookmarkStart w:id="37" w:name="__RefHeading___Toc91343_3199679052"/>
       <w:bookmarkEnd w:id="37"/>
       <w:r>
         <w:rPr>
@@ -22384,7 +22384,7 @@
           <w:spacing w:val="0"/>
         </w:rPr>
       </w:pPr>
-      <w:bookmarkStart w:id="38" w:name="__RefHeading___Toc91345_4049217194"/>
+      <w:bookmarkStart w:id="38" w:name="__RefHeading___Toc91345_3199679052"/>
       <w:bookmarkStart w:id="39" w:name="_Toc233203395"/>
       <w:bookmarkEnd w:id="38"/>
       <w:r>
